--- a/codinglog_by_awaqwq233/当前进度.docx
+++ b/codinglog_by_awaqwq233/当前进度.docx
@@ -1414,6 +1414,300 @@
         </w:rPr>
         <w:t>qwen tts 1.7b</w:t>
       </w:r>
+      <w:r>
+        <w:rPr>
+          <w:rFonts w:hint="eastAsia"/>
+          <w:sz w:val="20"/>
+          <w:szCs w:val="21"/>
+          <w:lang w:val="en-US" w:eastAsia="zh-CN"/>
+        </w:rPr>
+        <w:br w:type="textWrapping"/>
+      </w:r>
+      <w:r>
+        <w:rPr>
+          <w:rFonts w:hint="eastAsia"/>
+          <w:sz w:val="20"/>
+          <w:szCs w:val="21"/>
+          <w:lang w:val="en-US" w:eastAsia="zh-CN"/>
+        </w:rPr>
+        <w:br w:type="textWrapping"/>
+      </w:r>
+      <w:r>
+        <w:rPr>
+          <w:rFonts w:hint="eastAsia"/>
+          <w:sz w:val="20"/>
+          <w:szCs w:val="21"/>
+          <w:lang w:val="en-US" w:eastAsia="zh-CN"/>
+        </w:rPr>
+        <w:br w:type="textWrapping"/>
+      </w:r>
+      <w:r>
+        <w:rPr>
+          <w:rFonts w:hint="eastAsia"/>
+          <w:sz w:val="20"/>
+          <w:szCs w:val="21"/>
+          <w:lang w:val="en-US" w:eastAsia="zh-CN"/>
+        </w:rPr>
+        <w:t>8月31日归档</w:t>
+      </w:r>
+    </w:p>
+    <w:p>
+      <w:pPr>
+        <w:bidi w:val="0"/>
+        <w:ind w:firstLine="400" w:firstLineChars="200"/>
+        <w:jc w:val="left"/>
+        <w:rPr>
+          <w:rFonts w:hint="eastAsia"/>
+          <w:sz w:val="20"/>
+          <w:szCs w:val="21"/>
+          <w:lang w:val="en-US" w:eastAsia="zh-CN"/>
+        </w:rPr>
+      </w:pPr>
+      <w:r>
+        <w:rPr>
+          <w:rFonts w:hint="eastAsia"/>
+          <w:sz w:val="20"/>
+          <w:szCs w:val="21"/>
+          <w:lang w:val="en-US" w:eastAsia="zh-CN"/>
+        </w:rPr>
+        <w:t>当前未解决待办：</w:t>
+      </w:r>
+    </w:p>
+    <w:p>
+      <w:pPr>
+        <w:numPr>
+          <w:ilvl w:val="0"/>
+          <w:numId w:val="1"/>
+        </w:numPr>
+        <w:bidi w:val="0"/>
+        <w:ind w:firstLine="400" w:firstLineChars="200"/>
+        <w:jc w:val="left"/>
+        <w:rPr>
+          <w:rFonts w:hint="eastAsia"/>
+          <w:sz w:val="20"/>
+          <w:szCs w:val="21"/>
+          <w:lang w:val="en-US" w:eastAsia="zh-CN"/>
+        </w:rPr>
+      </w:pPr>
+      <w:r>
+        <w:rPr>
+          <w:rFonts w:hint="eastAsia"/>
+          <w:sz w:val="20"/>
+          <w:szCs w:val="21"/>
+          <w:lang w:val="en-US" w:eastAsia="zh-CN"/>
+        </w:rPr>
+        <w:t>语音不识别</w:t>
+      </w:r>
+    </w:p>
+    <w:p>
+      <w:pPr>
+        <w:numPr>
+          <w:ilvl w:val="0"/>
+          <w:numId w:val="1"/>
+        </w:numPr>
+        <w:bidi w:val="0"/>
+        <w:ind w:firstLine="400" w:firstLineChars="200"/>
+        <w:jc w:val="left"/>
+        <w:rPr>
+          <w:rFonts w:hint="default"/>
+          <w:sz w:val="20"/>
+          <w:szCs w:val="21"/>
+          <w:lang w:val="en-US" w:eastAsia="zh-CN"/>
+        </w:rPr>
+      </w:pPr>
+      <w:r>
+        <w:rPr>
+          <w:rFonts w:hint="eastAsia"/>
+          <w:sz w:val="20"/>
+          <w:szCs w:val="21"/>
+          <w:lang w:val="en-US" w:eastAsia="zh-CN"/>
+        </w:rPr>
+        <w:t>优化思考、调用链，解决抢资源问题</w:t>
+      </w:r>
+    </w:p>
+    <w:p>
+      <w:pPr>
+        <w:numPr>
+          <w:ilvl w:val="0"/>
+          <w:numId w:val="1"/>
+        </w:numPr>
+        <w:bidi w:val="0"/>
+        <w:ind w:firstLine="400" w:firstLineChars="200"/>
+        <w:jc w:val="left"/>
+        <w:rPr>
+          <w:rFonts w:hint="default"/>
+          <w:sz w:val="20"/>
+          <w:szCs w:val="21"/>
+          <w:lang w:val="en-US" w:eastAsia="zh-CN"/>
+        </w:rPr>
+      </w:pPr>
+      <w:r>
+        <w:rPr>
+          <w:rFonts w:hint="eastAsia"/>
+          <w:sz w:val="20"/>
+          <w:szCs w:val="21"/>
+          <w:lang w:val="en-US" w:eastAsia="zh-CN"/>
+        </w:rPr>
+        <w:t>有任务时无法追加新输入（让判断模型把问题发给大模型后回归待命状态）</w:t>
+      </w:r>
+    </w:p>
+    <w:p>
+      <w:pPr>
+        <w:numPr>
+          <w:ilvl w:val="0"/>
+          <w:numId w:val="1"/>
+        </w:numPr>
+        <w:bidi w:val="0"/>
+        <w:ind w:firstLine="400" w:firstLineChars="200"/>
+        <w:jc w:val="left"/>
+        <w:rPr>
+          <w:rFonts w:hint="default"/>
+          <w:sz w:val="20"/>
+          <w:szCs w:val="21"/>
+          <w:lang w:val="en-US" w:eastAsia="zh-CN"/>
+        </w:rPr>
+      </w:pPr>
+      <w:r>
+        <w:rPr>
+          <w:rFonts w:hint="eastAsia"/>
+          <w:sz w:val="20"/>
+          <w:szCs w:val="21"/>
+          <w:lang w:val="en-US" w:eastAsia="zh-CN"/>
+        </w:rPr>
+        <w:t>视觉模型提示词，现在认为看到的是自拍照？</w:t>
+      </w:r>
+    </w:p>
+    <w:p>
+      <w:pPr>
+        <w:numPr>
+          <w:ilvl w:val="0"/>
+          <w:numId w:val="1"/>
+        </w:numPr>
+        <w:bidi w:val="0"/>
+        <w:ind w:firstLine="400" w:firstLineChars="200"/>
+        <w:jc w:val="left"/>
+        <w:rPr>
+          <w:rFonts w:hint="default"/>
+          <w:sz w:val="20"/>
+          <w:szCs w:val="21"/>
+          <w:lang w:val="en-US" w:eastAsia="zh-CN"/>
+        </w:rPr>
+      </w:pPr>
+      <w:r>
+        <w:rPr>
+          <w:rFonts w:hint="eastAsia"/>
+          <w:sz w:val="20"/>
+          <w:szCs w:val="21"/>
+          <w:lang w:val="en-US" w:eastAsia="zh-CN"/>
+        </w:rPr>
+        <w:t>无法记忆（存到md里吧）</w:t>
+      </w:r>
+    </w:p>
+    <w:p>
+      <w:pPr>
+        <w:numPr>
+          <w:ilvl w:val="0"/>
+          <w:numId w:val="1"/>
+        </w:numPr>
+        <w:bidi w:val="0"/>
+        <w:ind w:firstLine="400" w:firstLineChars="200"/>
+        <w:jc w:val="left"/>
+        <w:rPr>
+          <w:rFonts w:hint="default"/>
+          <w:sz w:val="20"/>
+          <w:szCs w:val="21"/>
+          <w:lang w:val="en-US" w:eastAsia="zh-CN"/>
+        </w:rPr>
+      </w:pPr>
+      <w:r>
+        <w:rPr>
+          <w:rFonts w:hint="eastAsia"/>
+          <w:sz w:val="20"/>
+          <w:szCs w:val="21"/>
+          <w:lang w:val="en-US" w:eastAsia="zh-CN"/>
+        </w:rPr>
+        <w:t>记忆时调用functioncalling，调用工具干什么？</w:t>
+      </w:r>
+    </w:p>
+    <w:p>
+      <w:pPr>
+        <w:numPr>
+          <w:ilvl w:val="0"/>
+          <w:numId w:val="1"/>
+        </w:numPr>
+        <w:bidi w:val="0"/>
+        <w:ind w:firstLine="400" w:firstLineChars="200"/>
+        <w:jc w:val="left"/>
+        <w:rPr>
+          <w:rFonts w:hint="default"/>
+          <w:sz w:val="20"/>
+          <w:szCs w:val="21"/>
+          <w:lang w:val="en-US" w:eastAsia="zh-CN"/>
+        </w:rPr>
+      </w:pPr>
+      <w:r>
+        <w:rPr>
+          <w:rFonts w:hint="eastAsia"/>
+          <w:sz w:val="20"/>
+          <w:szCs w:val="21"/>
+          <w:lang w:val="en-US" w:eastAsia="zh-CN"/>
+        </w:rPr>
+        <w:t>录音时长问题，间歇问题（转录到md，在同时读md）</w:t>
+      </w:r>
+    </w:p>
+    <w:p>
+      <w:pPr>
+        <w:numPr>
+          <w:ilvl w:val="0"/>
+          <w:numId w:val="1"/>
+        </w:numPr>
+        <w:bidi w:val="0"/>
+        <w:ind w:firstLine="400" w:firstLineChars="200"/>
+        <w:jc w:val="left"/>
+        <w:rPr>
+          <w:rFonts w:hint="default"/>
+          <w:sz w:val="20"/>
+          <w:szCs w:val="21"/>
+          <w:lang w:val="en-US" w:eastAsia="zh-CN"/>
+        </w:rPr>
+      </w:pPr>
+      <w:r>
+        <w:rPr>
+          <w:rFonts w:hint="eastAsia"/>
+          <w:sz w:val="20"/>
+          <w:szCs w:val="21"/>
+          <w:lang w:val="en-US" w:eastAsia="zh-CN"/>
+        </w:rPr>
+        <w:t>联网查询功能</w:t>
+      </w:r>
+    </w:p>
+    <w:p>
+      <w:pPr>
+        <w:numPr>
+          <w:ilvl w:val="0"/>
+          <w:numId w:val="1"/>
+        </w:numPr>
+        <w:bidi w:val="0"/>
+        <w:ind w:firstLine="400" w:firstLineChars="200"/>
+        <w:jc w:val="left"/>
+        <w:rPr>
+          <w:rFonts w:hint="default"/>
+          <w:sz w:val="20"/>
+          <w:szCs w:val="21"/>
+          <w:lang w:val="en-US" w:eastAsia="zh-CN"/>
+        </w:rPr>
+      </w:pPr>
+      <w:r>
+        <w:rPr>
+          <w:rFonts w:hint="eastAsia"/>
+          <w:sz w:val="20"/>
+          <w:szCs w:val="21"/>
+          <w:lang w:val="en-US" w:eastAsia="zh-CN"/>
+        </w:rPr>
+        <w:t>ui美观化</w:t>
+      </w:r>
+      <w:bookmarkStart w:id="0" w:name="_GoBack"/>
+      <w:bookmarkEnd w:id="0"/>
     </w:p>
     <w:p>
       <w:pPr>
@@ -1426,8 +1720,6 @@
           <w:lang w:val="en-US" w:eastAsia="zh-CN"/>
         </w:rPr>
       </w:pPr>
-      <w:bookmarkStart w:id="0" w:name="_GoBack"/>
-      <w:bookmarkEnd w:id="0"/>
     </w:p>
     <w:sectPr>
       <w:pgSz w:w="11906" w:h="16838"/>
@@ -1489,12 +1781,36 @@
 </w:footnotes>
 </file>
 
+<file path=word/numbering.xml><?xml version="1.0" encoding="utf-8"?>
+<w:numbering xmlns:wpc="http://schemas.microsoft.com/office/word/2010/wordprocessingCanvas" xmlns:mc="http://schemas.openxmlformats.org/markup-compatibility/2006" xmlns:o="urn:schemas-microsoft-com:office:office" xmlns:r="http://schemas.openxmlformats.org/officeDocument/2006/relationships" xmlns:m="http://schemas.openxmlformats.org/officeDocument/2006/math" xmlns:v="urn:schemas-microsoft-com:vml" xmlns:wp14="http://schemas.microsoft.com/office/word/2010/wordprocessingDrawing" xmlns:wp="http://schemas.openxmlformats.org/drawingml/2006/wordprocessingDrawing" xmlns:w10="urn:schemas-microsoft-com:office:word" xmlns:w="http://schemas.openxmlformats.org/wordprocessingml/2006/main" xmlns:w14="http://schemas.microsoft.com/office/word/2010/wordml" xmlns:wpg="http://schemas.microsoft.com/office/word/2010/wordprocessingGroup" xmlns:wpi="http://schemas.microsoft.com/office/word/2010/wordprocessingInk" xmlns:wne="http://schemas.microsoft.com/office/word/2006/wordml" xmlns:wps="http://schemas.microsoft.com/office/word/2010/wordprocessingShape" xmlns:wpsCustomData="http://www.wps.cn/officeDocument/2013/wpsCustomData" mc:Ignorable="w14 wp14">
+  <w:abstractNum w:abstractNumId="0">
+    <w:nsid w:val="7F7E42FD"/>
+    <w:multiLevelType w:val="singleLevel"/>
+    <w:tmpl w:val="7F7E42FD"/>
+    <w:lvl w:ilvl="0" w:tentative="0">
+      <w:start w:val="1"/>
+      <w:numFmt w:val="decimal"/>
+      <w:lvlText w:val="%1."/>
+      <w:lvlJc w:val="left"/>
+      <w:pPr>
+        <w:tabs>
+          <w:tab w:val="left" w:pos="312"/>
+        </w:tabs>
+      </w:pPr>
+    </w:lvl>
+  </w:abstractNum>
+  <w:num w:numId="1">
+    <w:abstractNumId w:val="0"/>
+  </w:num>
+</w:numbering>
+</file>
+
 <file path=word/styles.xml><?xml version="1.0" encoding="utf-8"?>
 <w:styles xmlns:mc="http://schemas.openxmlformats.org/markup-compatibility/2006" xmlns:o="urn:schemas-microsoft-com:office:office" xmlns:r="http://schemas.openxmlformats.org/officeDocument/2006/relationships" xmlns:m="http://schemas.openxmlformats.org/officeDocument/2006/math" xmlns:v="urn:schemas-microsoft-com:vml" xmlns:w="http://schemas.openxmlformats.org/wordprocessingml/2006/main" xmlns:w14="http://schemas.microsoft.com/office/word/2010/wordml" xmlns:w10="urn:schemas-microsoft-com:office:word" xmlns:sl="http://schemas.openxmlformats.org/schemaLibrary/2006/main" xmlns:wpsCustomData="http://www.wps.cn/officeDocument/2013/wpsCustomData" mc:Ignorable="w14">
   <w:docDefaults>
     <w:rPrDefault>
       <w:rPr>
-        <w:rFonts w:asciiTheme="minorHAnsi" w:hAnsiTheme="minorHAnsi" w:eastAsiaTheme="minorEastAsia" w:cstheme="minorBidi"/>
+        <w:rFonts w:ascii="Times New Roman" w:hAnsi="Times New Roman" w:eastAsia="宋体" w:cs="Times New Roman"/>
       </w:rPr>
     </w:rPrDefault>
     <w:pPrDefault/>
@@ -2348,6 +2664,24 @@
     <w:link w:val="11"/>
     <w:semiHidden/>
     <w:uiPriority w:val="99"/>
+  </w:style>
+  <w:style w:type="paragraph" w:customStyle="1" w:styleId="35">
+    <w:name w:val="p1"/>
+    <w:basedOn w:val="1"/>
+    <w:uiPriority w:val="0"/>
+    <w:pPr>
+      <w:spacing w:before="0" w:beforeAutospacing="0" w:after="0" w:afterAutospacing="0"/>
+      <w:ind w:left="0" w:right="0"/>
+      <w:jc w:val="left"/>
+    </w:pPr>
+    <w:rPr>
+      <w:rFonts w:ascii="pingfang sc" w:hAnsi="pingfang sc" w:eastAsia="pingfang sc" w:cs="pingfang sc"/>
+      <w:color w:val="000000"/>
+      <w:kern w:val="0"/>
+      <w:sz w:val="19"/>
+      <w:szCs w:val="19"/>
+      <w:lang w:val="en-US" w:eastAsia="zh-CN" w:bidi="ar"/>
+    </w:rPr>
   </w:style>
 </w:styles>
 </file>
